--- a/module_builder/template/Module Template.docx
+++ b/module_builder/template/Module Template.docx
@@ -238,24 +238,6 @@
               </w:rPr>
               <w:t>WEEK: {{weekX}}</w:t>
             </w:r>
-            <w:proofErr w:type="spellStart"/>
-            <w:r>
-              <w:rPr>
-                <w:rFonts w:ascii="Times New Roman" w:eastAsia="Times New Roman" w:hAnsi="Times New Roman" w:cs="Times New Roman"/>
-                <w:b/>
-                <w:sz w:val="24"/>
-                <w:szCs w:val="24"/>
-              </w:rPr>
-            </w:r>
-            <w:proofErr w:type="spellEnd"/>
-            <w:r>
-              <w:rPr>
-                <w:rFonts w:ascii="Times New Roman" w:eastAsia="Times New Roman" w:hAnsi="Times New Roman" w:cs="Times New Roman"/>
-                <w:b/>
-                <w:sz w:val="24"/>
-                <w:szCs w:val="24"/>
-              </w:rPr>
-            </w:r>
           </w:p>
         </w:tc>
       </w:tr>
@@ -297,24 +279,6 @@
         </w:rPr>
         <w:t>{{lessonX}}</w:t>
       </w:r>
-      <w:proofErr w:type="spellStart"/>
-      <w:r>
-        <w:rPr>
-          <w:rFonts w:ascii="Times New Roman" w:eastAsia="Times New Roman" w:hAnsi="Times New Roman" w:cs="Times New Roman"/>
-          <w:b/>
-          <w:sz w:val="24"/>
-          <w:szCs w:val="24"/>
-        </w:rPr>
-      </w:r>
-      <w:proofErr w:type="spellEnd"/>
-      <w:r>
-        <w:rPr>
-          <w:rFonts w:ascii="Times New Roman" w:eastAsia="Times New Roman" w:hAnsi="Times New Roman" w:cs="Times New Roman"/>
-          <w:b/>
-          <w:sz w:val="24"/>
-          <w:szCs w:val="24"/>
-        </w:rPr>
-      </w:r>
       <w:r>
         <w:rPr>
           <w:rFonts w:ascii="Times New Roman" w:eastAsia="Times New Roman" w:hAnsi="Times New Roman" w:cs="Times New Roman"/>
@@ -332,24 +296,6 @@
           <w:szCs w:val="24"/>
         </w:rPr>
         <w:t>{{lessonXtitle}}</w:t>
-      </w:r>
-      <w:proofErr w:type="spellStart"/>
-      <w:r>
-        <w:rPr>
-          <w:rFonts w:ascii="Times New Roman" w:eastAsia="Times New Roman" w:hAnsi="Times New Roman" w:cs="Times New Roman"/>
-          <w:b/>
-          <w:sz w:val="24"/>
-          <w:szCs w:val="24"/>
-        </w:rPr>
-      </w:r>
-      <w:proofErr w:type="spellEnd"/>
-      <w:r>
-        <w:rPr>
-          <w:rFonts w:ascii="Times New Roman" w:eastAsia="Times New Roman" w:hAnsi="Times New Roman" w:cs="Times New Roman"/>
-          <w:b/>
-          <w:sz w:val="24"/>
-          <w:szCs w:val="24"/>
-        </w:rPr>
       </w:r>
     </w:p>
     <w:p>
@@ -444,158 +390,212 @@
         </w:rPr>
         <w:t>{{list_of_LO}}</w:t>
       </w:r>
+    </w:p>
+    <w:p>
+      <w:pPr>
+        <w:rPr>
+          <w:rFonts w:ascii="Times New Roman" w:eastAsia="Times New Roman" w:hAnsi="Times New Roman" w:cs="Times New Roman"/>
+          <w:sz w:val="24"/>
+          <w:szCs w:val="24"/>
+        </w:rPr>
+      </w:pPr>
+    </w:p>
+    <w:p>
+      <w:pPr>
+        <w:jc w:val="center"/>
+        <w:rPr>
+          <w:rFonts w:ascii="Times New Roman" w:eastAsia="Times New Roman" w:hAnsi="Times New Roman" w:cs="Times New Roman"/>
+          <w:b/>
+          <w:sz w:val="24"/>
+          <w:szCs w:val="24"/>
+        </w:rPr>
+      </w:pPr>
+      <w:r>
+        <w:rPr>
+          <w:rFonts w:ascii="Times New Roman" w:eastAsia="Times New Roman" w:hAnsi="Times New Roman" w:cs="Times New Roman"/>
+          <w:b/>
+          <w:sz w:val="24"/>
+          <w:szCs w:val="24"/>
+        </w:rPr>
+        <w:t>Pre-assessment Activity</w:t>
+      </w:r>
+    </w:p>
+    <w:p>
+      <w:pPr>
+        <w:rPr>
+          <w:rFonts w:ascii="Times New Roman" w:eastAsia="Times New Roman" w:hAnsi="Times New Roman" w:cs="Times New Roman"/>
+          <w:bCs/>
+          <w:sz w:val="24"/>
+          <w:szCs w:val="24"/>
+        </w:rPr>
+      </w:pPr>
+      <w:r>
+        <w:rPr>
+          <w:rFonts w:ascii="Times New Roman" w:eastAsia="Times New Roman" w:hAnsi="Times New Roman" w:cs="Times New Roman"/>
+          <w:bCs/>
+          <w:sz w:val="24"/>
+          <w:szCs w:val="24"/>
+        </w:rPr>
+        <w:t>{{preassessment}}</w:t>
+      </w:r>
+    </w:p>
+    <w:p>
+      <w:pPr>
+        <w:rPr>
+          <w:rFonts w:ascii="Times New Roman" w:eastAsia="Times New Roman" w:hAnsi="Times New Roman" w:cs="Times New Roman"/>
+          <w:bCs/>
+          <w:sz w:val="24"/>
+          <w:szCs w:val="24"/>
+        </w:rPr>
+      </w:pPr>
+    </w:p>
+    <w:p>
+      <w:pPr>
+        <w:rPr>
+          <w:rFonts w:ascii="Times New Roman" w:eastAsia="Times New Roman" w:hAnsi="Times New Roman" w:cs="Times New Roman"/>
+          <w:bCs/>
+          <w:sz w:val="24"/>
+          <w:szCs w:val="24"/>
+        </w:rPr>
+      </w:pPr>
+    </w:p>
+    <w:p>
+      <w:pPr>
+        <w:rPr>
+          <w:rFonts w:ascii="Times New Roman" w:eastAsia="Times New Roman" w:hAnsi="Times New Roman" w:cs="Times New Roman"/>
+          <w:bCs/>
+          <w:sz w:val="24"/>
+          <w:szCs w:val="24"/>
+        </w:rPr>
+      </w:pPr>
+    </w:p>
+    <w:p>
+      <w:pPr>
+        <w:rPr>
+          <w:rFonts w:ascii="Times New Roman" w:eastAsia="Times New Roman" w:hAnsi="Times New Roman" w:cs="Times New Roman"/>
+          <w:bCs/>
+          <w:sz w:val="24"/>
+          <w:szCs w:val="24"/>
+        </w:rPr>
+      </w:pPr>
+      <w:r>
+        <w:rPr>
+          <w:rFonts w:ascii="Times New Roman" w:eastAsia="Times New Roman" w:hAnsi="Times New Roman" w:cs="Times New Roman"/>
+          <w:bCs/>
+          <w:sz w:val="24"/>
+          <w:szCs w:val="24"/>
+        </w:rPr>
+        <w:t>{{presentation}}</w:t>
+      </w:r>
+    </w:p>
+    <w:p>
+      <w:pPr>
+        <w:jc w:val="center"/>
+        <w:rPr>
+          <w:rFonts w:ascii="Times New Roman" w:eastAsia="Times New Roman" w:hAnsi="Times New Roman" w:cs="Times New Roman"/>
+          <w:b/>
+          <w:sz w:val="24"/>
+          <w:szCs w:val="24"/>
+        </w:rPr>
+      </w:pPr>
+    </w:p>
+    <w:p>
+      <w:pPr>
+        <w:rPr>
+          <w:rFonts w:ascii="Times New Roman" w:eastAsia="Times New Roman" w:hAnsi="Times New Roman" w:cs="Times New Roman"/>
+          <w:b/>
+          <w:sz w:val="24"/>
+          <w:szCs w:val="24"/>
+        </w:rPr>
+      </w:pPr>
+      <w:r>
+        <w:rPr>
+          <w:rFonts w:ascii="Times New Roman" w:eastAsia="Times New Roman" w:hAnsi="Times New Roman" w:cs="Times New Roman"/>
+          <w:b/>
+          <w:sz w:val="24"/>
+          <w:szCs w:val="24"/>
+        </w:rPr>
+        <w:br w:type="page"/>
+      </w:r>
+    </w:p>
+    <w:p>
+      <w:pPr>
+        <w:jc w:val="center"/>
+        <w:rPr>
+          <w:rFonts w:ascii="Times New Roman" w:eastAsia="Times New Roman" w:hAnsi="Times New Roman" w:cs="Times New Roman"/>
+          <w:b/>
+          <w:sz w:val="24"/>
+          <w:szCs w:val="24"/>
+        </w:rPr>
+      </w:pPr>
+      <w:r>
+        <w:rPr>
+          <w:rFonts w:ascii="Times New Roman" w:eastAsia="Times New Roman" w:hAnsi="Times New Roman" w:cs="Times New Roman"/>
+          <w:b/>
+          <w:sz w:val="24"/>
+          <w:szCs w:val="24"/>
+        </w:rPr>
+        <w:lastRenderedPageBreak/>
+        <w:t>{{</w:t>
+      </w:r>
       <w:proofErr w:type="spellStart"/>
       <w:r>
         <w:rPr>
           <w:rFonts w:ascii="Times New Roman" w:eastAsia="Times New Roman" w:hAnsi="Times New Roman" w:cs="Times New Roman"/>
-          <w:sz w:val="24"/>
-          <w:szCs w:val="24"/>
-        </w:rPr>
+          <w:b/>
+          <w:sz w:val="24"/>
+          <w:szCs w:val="24"/>
+        </w:rPr>
+        <w:t>letsexercise</w:t>
       </w:r>
       <w:proofErr w:type="spellEnd"/>
       <w:r>
         <w:rPr>
           <w:rFonts w:ascii="Times New Roman" w:eastAsia="Times New Roman" w:hAnsi="Times New Roman" w:cs="Times New Roman"/>
-          <w:sz w:val="24"/>
-          <w:szCs w:val="24"/>
-        </w:rPr>
-      </w:r>
-    </w:p>
-    <w:p>
-      <w:pPr>
-        <w:rPr>
-          <w:rFonts w:ascii="Times New Roman" w:eastAsia="Times New Roman" w:hAnsi="Times New Roman" w:cs="Times New Roman"/>
-          <w:sz w:val="24"/>
-          <w:szCs w:val="24"/>
-        </w:rPr>
-      </w:pPr>
-    </w:p>
-    <w:p>
-      <w:pPr>
-        <w:jc w:val="center"/>
-        <w:rPr>
-          <w:rFonts w:ascii="Times New Roman" w:eastAsia="Times New Roman" w:hAnsi="Times New Roman" w:cs="Times New Roman"/>
-          <w:b/>
-          <w:sz w:val="24"/>
-          <w:szCs w:val="24"/>
-        </w:rPr>
-      </w:pPr>
-      <w:r>
-        <w:rPr>
-          <w:rFonts w:ascii="Times New Roman" w:eastAsia="Times New Roman" w:hAnsi="Times New Roman" w:cs="Times New Roman"/>
-          <w:b/>
-          <w:sz w:val="24"/>
-          <w:szCs w:val="24"/>
-        </w:rPr>
-        <w:t>Pre-assessment Activity</w:t>
-      </w:r>
-    </w:p>
-    <w:p>
-      <w:pPr>
+          <w:b/>
+          <w:sz w:val="24"/>
+          <w:szCs w:val="24"/>
+        </w:rPr>
+        <w:t>}}</w:t>
+      </w:r>
+    </w:p>
+    <w:p>
+      <w:pPr>
+        <w:rPr>
+          <w:rFonts w:ascii="Times New Roman" w:eastAsia="Times New Roman" w:hAnsi="Times New Roman" w:cs="Times New Roman"/>
+          <w:b/>
+          <w:sz w:val="24"/>
+          <w:szCs w:val="24"/>
+        </w:rPr>
+      </w:pPr>
+      <w:r>
+        <w:rPr>
+          <w:rFonts w:ascii="Times New Roman" w:eastAsia="Times New Roman" w:hAnsi="Times New Roman" w:cs="Times New Roman"/>
+          <w:b/>
+          <w:sz w:val="24"/>
+          <w:szCs w:val="24"/>
+        </w:rPr>
+        <w:t xml:space="preserve">Instructions: </w:t>
+      </w:r>
+      <w:r>
         <w:rPr>
           <w:rFonts w:ascii="Times New Roman" w:eastAsia="Times New Roman" w:hAnsi="Times New Roman" w:cs="Times New Roman"/>
           <w:bCs/>
           <w:sz w:val="24"/>
           <w:szCs w:val="24"/>
         </w:rPr>
-      </w:pPr>
-      <w:r>
+        <w:t>Read each item carefully and write the letter of the correct answer.</w:t>
+      </w:r>
+    </w:p>
+    <w:p>
+      <w:pPr>
         <w:rPr>
           <w:rFonts w:ascii="Times New Roman" w:eastAsia="Times New Roman" w:hAnsi="Times New Roman" w:cs="Times New Roman"/>
           <w:bCs/>
           <w:sz w:val="24"/>
           <w:szCs w:val="24"/>
         </w:rPr>
-        <w:t>{{preassessment}}</w:t>
-      </w:r>
-    </w:p>
-    <w:p>
-      <w:pPr>
-        <w:jc w:val="center"/>
-        <w:rPr>
-          <w:rFonts w:ascii="Times New Roman" w:eastAsia="Times New Roman" w:hAnsi="Times New Roman" w:cs="Times New Roman"/>
-          <w:b/>
-          <w:sz w:val="24"/>
-          <w:szCs w:val="24"/>
-        </w:rPr>
-      </w:pPr>
-      <w:r>
-        <w:rPr>
-          <w:rFonts w:ascii="Times New Roman" w:eastAsia="Times New Roman" w:hAnsi="Times New Roman" w:cs="Times New Roman"/>
-          <w:b/>
-          <w:sz w:val="24"/>
-          <w:szCs w:val="24"/>
-        </w:rPr>
-        <w:t>{{presentation}}</w:t>
-      </w:r>
-    </w:p>
-    <w:p>
-      <w:pPr>
-        <w:jc w:val="center"/>
-        <w:rPr>
-          <w:rFonts w:ascii="Times New Roman" w:eastAsia="Times New Roman" w:hAnsi="Times New Roman" w:cs="Times New Roman"/>
-          <w:b/>
-          <w:sz w:val="24"/>
-          <w:szCs w:val="24"/>
-        </w:rPr>
-      </w:pPr>
-    </w:p>
-    <w:p>
-      <w:pPr>
-        <w:jc w:val="center"/>
-        <w:rPr>
-          <w:rFonts w:ascii="Times New Roman" w:eastAsia="Times New Roman" w:hAnsi="Times New Roman" w:cs="Times New Roman"/>
-          <w:b/>
-          <w:sz w:val="24"/>
-          <w:szCs w:val="24"/>
-        </w:rPr>
-      </w:pPr>
-      <w:r>
-        <w:rPr>
-          <w:rFonts w:ascii="Times New Roman" w:eastAsia="Times New Roman" w:hAnsi="Times New Roman" w:cs="Times New Roman"/>
-          <w:b/>
-          <w:sz w:val="24"/>
-          <w:szCs w:val="24"/>
-        </w:rPr>
-        <w:t>{{letsexercise}}</w:t>
-      </w:r>
-      <w:proofErr w:type="spellStart"/>
-      <w:r>
-        <w:rPr>
-          <w:rFonts w:ascii="Times New Roman" w:eastAsia="Times New Roman" w:hAnsi="Times New Roman" w:cs="Times New Roman"/>
-          <w:b/>
-          <w:sz w:val="24"/>
-          <w:szCs w:val="24"/>
-        </w:rPr>
-      </w:r>
-      <w:proofErr w:type="spellEnd"/>
-      <w:r>
-        <w:rPr>
-          <w:rFonts w:ascii="Times New Roman" w:eastAsia="Times New Roman" w:hAnsi="Times New Roman" w:cs="Times New Roman"/>
-          <w:b/>
-          <w:sz w:val="24"/>
-          <w:szCs w:val="24"/>
-        </w:rPr>
-      </w:r>
-    </w:p>
-    <w:p>
-      <w:pPr>
-        <w:rPr>
-          <w:rFonts w:ascii="Times New Roman" w:eastAsia="Times New Roman" w:hAnsi="Times New Roman" w:cs="Times New Roman"/>
-          <w:b/>
-          <w:sz w:val="24"/>
-          <w:szCs w:val="24"/>
-        </w:rPr>
-      </w:pPr>
-      <w:r>
-        <w:rPr>
-          <w:rFonts w:ascii="Times New Roman" w:eastAsia="Times New Roman" w:hAnsi="Times New Roman" w:cs="Times New Roman"/>
-          <w:b/>
-          <w:sz w:val="24"/>
-          <w:szCs w:val="24"/>
-        </w:rPr>
-        <w:t xml:space="preserve">Instructions: </w:t>
-      </w:r>
+      </w:pPr>
       <w:r>
         <w:rPr>
           <w:rFonts w:ascii="Times New Roman" w:eastAsia="Times New Roman" w:hAnsi="Times New Roman" w:cs="Times New Roman"/>
@@ -603,45 +603,7 @@
           <w:sz w:val="24"/>
           <w:szCs w:val="24"/>
         </w:rPr>
-        <w:t>Read each item carefully and write the letter of the correct answer.</w:t>
-      </w:r>
-    </w:p>
-    <w:p>
-      <w:pPr>
-        <w:jc w:val="center"/>
-        <w:rPr>
-          <w:rFonts w:ascii="Times New Roman" w:eastAsia="Times New Roman" w:hAnsi="Times New Roman" w:cs="Times New Roman"/>
-          <w:b/>
-          <w:sz w:val="24"/>
-          <w:szCs w:val="24"/>
-        </w:rPr>
-      </w:pPr>
-      <w:r>
-        <w:rPr>
-          <w:rFonts w:ascii="Times New Roman" w:eastAsia="Times New Roman" w:hAnsi="Times New Roman" w:cs="Times New Roman"/>
-          <w:b/>
-          <w:sz w:val="24"/>
-          <w:szCs w:val="24"/>
-        </w:rPr>
         <w:t>{{contents_mc}}</w:t>
-      </w:r>
-      <w:proofErr w:type="spellStart"/>
-      <w:r>
-        <w:rPr>
-          <w:rFonts w:ascii="Times New Roman" w:eastAsia="Times New Roman" w:hAnsi="Times New Roman" w:cs="Times New Roman"/>
-          <w:b/>
-          <w:sz w:val="24"/>
-          <w:szCs w:val="24"/>
-        </w:rPr>
-      </w:r>
-      <w:proofErr w:type="spellEnd"/>
-      <w:r>
-        <w:rPr>
-          <w:rFonts w:ascii="Times New Roman" w:eastAsia="Times New Roman" w:hAnsi="Times New Roman" w:cs="Times New Roman"/>
-          <w:b/>
-          <w:sz w:val="24"/>
-          <w:szCs w:val="24"/>
-        </w:rPr>
       </w:r>
     </w:p>
     <w:p>
@@ -729,22 +691,6 @@
               </w:rPr>
               <w:t>Title: {{la_title}}</w:t>
             </w:r>
-            <w:proofErr w:type="spellStart"/>
-            <w:r>
-              <w:rPr>
-                <w:rFonts w:ascii="Times New Roman" w:hAnsi="Times New Roman" w:cs="Times New Roman"/>
-                <w:sz w:val="24"/>
-                <w:szCs w:val="24"/>
-              </w:rPr>
-            </w:r>
-            <w:proofErr w:type="spellEnd"/>
-            <w:r>
-              <w:rPr>
-                <w:rFonts w:ascii="Times New Roman" w:hAnsi="Times New Roman" w:cs="Times New Roman"/>
-                <w:sz w:val="24"/>
-                <w:szCs w:val="24"/>
-              </w:rPr>
-            </w:r>
           </w:p>
         </w:tc>
       </w:tr>
@@ -769,22 +715,6 @@
               </w:rPr>
               <w:t>Performance Objective: {{la_objective}}</w:t>
             </w:r>
-            <w:proofErr w:type="spellStart"/>
-            <w:r>
-              <w:rPr>
-                <w:rFonts w:ascii="Times New Roman" w:hAnsi="Times New Roman" w:cs="Times New Roman"/>
-                <w:sz w:val="24"/>
-                <w:szCs w:val="24"/>
-              </w:rPr>
-            </w:r>
-            <w:proofErr w:type="spellEnd"/>
-            <w:r>
-              <w:rPr>
-                <w:rFonts w:ascii="Times New Roman" w:hAnsi="Times New Roman" w:cs="Times New Roman"/>
-                <w:sz w:val="24"/>
-                <w:szCs w:val="24"/>
-              </w:rPr>
-            </w:r>
           </w:p>
         </w:tc>
       </w:tr>
@@ -808,36 +738,6 @@
                 <w:szCs w:val="24"/>
               </w:rPr>
               <w:t>Supplies/Materials: {{la_sup_mat}}</w:t>
-            </w:r>
-            <w:proofErr w:type="spellStart"/>
-            <w:r>
-              <w:rPr>
-                <w:rFonts w:ascii="Times New Roman" w:hAnsi="Times New Roman" w:cs="Times New Roman"/>
-                <w:sz w:val="24"/>
-                <w:szCs w:val="24"/>
-              </w:rPr>
-            </w:r>
-            <w:r>
-              <w:rPr>
-                <w:rFonts w:ascii="Times New Roman" w:hAnsi="Times New Roman" w:cs="Times New Roman"/>
-                <w:sz w:val="24"/>
-                <w:szCs w:val="24"/>
-              </w:rPr>
-            </w:r>
-            <w:r>
-              <w:rPr>
-                <w:rFonts w:ascii="Times New Roman" w:hAnsi="Times New Roman" w:cs="Times New Roman"/>
-                <w:sz w:val="24"/>
-                <w:szCs w:val="24"/>
-              </w:rPr>
-            </w:r>
-            <w:proofErr w:type="spellEnd"/>
-            <w:r>
-              <w:rPr>
-                <w:rFonts w:ascii="Times New Roman" w:hAnsi="Times New Roman" w:cs="Times New Roman"/>
-                <w:sz w:val="24"/>
-                <w:szCs w:val="24"/>
-              </w:rPr>
             </w:r>
           </w:p>
         </w:tc>
@@ -872,22 +772,6 @@
               <w:br/>
               <w:t>{{la_equipment_list}}</w:t>
             </w:r>
-            <w:proofErr w:type="spellStart"/>
-            <w:r>
-              <w:rPr>
-                <w:rFonts w:ascii="Times New Roman" w:hAnsi="Times New Roman" w:cs="Times New Roman"/>
-                <w:sz w:val="24"/>
-                <w:szCs w:val="24"/>
-              </w:rPr>
-            </w:r>
-            <w:proofErr w:type="spellEnd"/>
-            <w:r>
-              <w:rPr>
-                <w:rFonts w:ascii="Times New Roman" w:hAnsi="Times New Roman" w:cs="Times New Roman"/>
-                <w:sz w:val="24"/>
-                <w:szCs w:val="24"/>
-              </w:rPr>
-            </w:r>
           </w:p>
         </w:tc>
       </w:tr>
@@ -921,22 +805,6 @@
               <w:br/>
               <w:t>{{la_steps_list}}</w:t>
             </w:r>
-            <w:proofErr w:type="spellStart"/>
-            <w:r>
-              <w:rPr>
-                <w:rFonts w:ascii="Times New Roman" w:hAnsi="Times New Roman" w:cs="Times New Roman"/>
-                <w:sz w:val="24"/>
-                <w:szCs w:val="24"/>
-              </w:rPr>
-            </w:r>
-            <w:proofErr w:type="spellEnd"/>
-            <w:r>
-              <w:rPr>
-                <w:rFonts w:ascii="Times New Roman" w:hAnsi="Times New Roman" w:cs="Times New Roman"/>
-                <w:sz w:val="24"/>
-                <w:szCs w:val="24"/>
-              </w:rPr>
-            </w:r>
           </w:p>
         </w:tc>
       </w:tr>
@@ -960,22 +828,6 @@
                 <w:szCs w:val="24"/>
               </w:rPr>
               <w:t>Assessment Method: {{la_assessmentmethod}}</w:t>
-            </w:r>
-            <w:proofErr w:type="spellStart"/>
-            <w:r>
-              <w:rPr>
-                <w:rFonts w:ascii="Times New Roman" w:hAnsi="Times New Roman" w:cs="Times New Roman"/>
-                <w:sz w:val="24"/>
-                <w:szCs w:val="24"/>
-              </w:rPr>
-            </w:r>
-            <w:proofErr w:type="spellEnd"/>
-            <w:r>
-              <w:rPr>
-                <w:rFonts w:ascii="Times New Roman" w:hAnsi="Times New Roman" w:cs="Times New Roman"/>
-                <w:sz w:val="24"/>
-                <w:szCs w:val="24"/>
-              </w:rPr>
             </w:r>
           </w:p>
         </w:tc>
@@ -1156,20 +1008,6 @@
               </w:rPr>
               <w:t>{{la_pc1}}</w:t>
             </w:r>
-            <w:r>
-              <w:rPr>
-                <w:rFonts w:ascii="Times New Roman" w:hAnsi="Times New Roman" w:cs="Times New Roman"/>
-                <w:sz w:val="24"/>
-                <w:szCs w:val="24"/>
-              </w:rPr>
-            </w:r>
-            <w:r>
-              <w:rPr>
-                <w:rFonts w:ascii="Times New Roman" w:hAnsi="Times New Roman" w:cs="Times New Roman"/>
-                <w:sz w:val="24"/>
-                <w:szCs w:val="24"/>
-              </w:rPr>
-            </w:r>
           </w:p>
         </w:tc>
         <w:tc>
@@ -1222,34 +1060,6 @@
               </w:rPr>
               <w:t>{{la_pc2}}</w:t>
             </w:r>
-            <w:r>
-              <w:rPr>
-                <w:rFonts w:ascii="Times New Roman" w:hAnsi="Times New Roman" w:cs="Times New Roman"/>
-                <w:sz w:val="24"/>
-                <w:szCs w:val="24"/>
-              </w:rPr>
-            </w:r>
-            <w:r>
-              <w:rPr>
-                <w:rFonts w:ascii="Times New Roman" w:hAnsi="Times New Roman" w:cs="Times New Roman"/>
-                <w:sz w:val="24"/>
-                <w:szCs w:val="24"/>
-              </w:rPr>
-            </w:r>
-            <w:r>
-              <w:rPr>
-                <w:rFonts w:ascii="Times New Roman" w:hAnsi="Times New Roman" w:cs="Times New Roman"/>
-                <w:sz w:val="24"/>
-                <w:szCs w:val="24"/>
-              </w:rPr>
-            </w:r>
-            <w:r>
-              <w:rPr>
-                <w:rFonts w:ascii="Times New Roman" w:hAnsi="Times New Roman" w:cs="Times New Roman"/>
-                <w:sz w:val="24"/>
-                <w:szCs w:val="24"/>
-              </w:rPr>
-            </w:r>
           </w:p>
         </w:tc>
         <w:tc>
@@ -1302,34 +1112,6 @@
               </w:rPr>
               <w:t>{{la_pc3}}</w:t>
             </w:r>
-            <w:r>
-              <w:rPr>
-                <w:rFonts w:ascii="Times New Roman" w:hAnsi="Times New Roman" w:cs="Times New Roman"/>
-                <w:sz w:val="24"/>
-                <w:szCs w:val="24"/>
-              </w:rPr>
-            </w:r>
-            <w:r>
-              <w:rPr>
-                <w:rFonts w:ascii="Times New Roman" w:hAnsi="Times New Roman" w:cs="Times New Roman"/>
-                <w:sz w:val="24"/>
-                <w:szCs w:val="24"/>
-              </w:rPr>
-            </w:r>
-            <w:r>
-              <w:rPr>
-                <w:rFonts w:ascii="Times New Roman" w:hAnsi="Times New Roman" w:cs="Times New Roman"/>
-                <w:sz w:val="24"/>
-                <w:szCs w:val="24"/>
-              </w:rPr>
-            </w:r>
-            <w:r>
-              <w:rPr>
-                <w:rFonts w:ascii="Times New Roman" w:hAnsi="Times New Roman" w:cs="Times New Roman"/>
-                <w:sz w:val="24"/>
-                <w:szCs w:val="24"/>
-              </w:rPr>
-            </w:r>
           </w:p>
         </w:tc>
         <w:tc>
@@ -1382,34 +1164,6 @@
               </w:rPr>
               <w:t>{{la_pc4}}</w:t>
             </w:r>
-            <w:r>
-              <w:rPr>
-                <w:rFonts w:ascii="Times New Roman" w:hAnsi="Times New Roman" w:cs="Times New Roman"/>
-                <w:sz w:val="24"/>
-                <w:szCs w:val="24"/>
-              </w:rPr>
-            </w:r>
-            <w:r>
-              <w:rPr>
-                <w:rFonts w:ascii="Times New Roman" w:hAnsi="Times New Roman" w:cs="Times New Roman"/>
-                <w:sz w:val="24"/>
-                <w:szCs w:val="24"/>
-              </w:rPr>
-            </w:r>
-            <w:r>
-              <w:rPr>
-                <w:rFonts w:ascii="Times New Roman" w:hAnsi="Times New Roman" w:cs="Times New Roman"/>
-                <w:sz w:val="24"/>
-                <w:szCs w:val="24"/>
-              </w:rPr>
-            </w:r>
-            <w:r>
-              <w:rPr>
-                <w:rFonts w:ascii="Times New Roman" w:hAnsi="Times New Roman" w:cs="Times New Roman"/>
-                <w:sz w:val="24"/>
-                <w:szCs w:val="24"/>
-              </w:rPr>
-            </w:r>
           </w:p>
         </w:tc>
         <w:tc>
@@ -1462,34 +1216,6 @@
               </w:rPr>
               <w:t>{{la_pc5}}</w:t>
             </w:r>
-            <w:r>
-              <w:rPr>
-                <w:rFonts w:ascii="Times New Roman" w:hAnsi="Times New Roman" w:cs="Times New Roman"/>
-                <w:sz w:val="24"/>
-                <w:szCs w:val="24"/>
-              </w:rPr>
-            </w:r>
-            <w:r>
-              <w:rPr>
-                <w:rFonts w:ascii="Times New Roman" w:hAnsi="Times New Roman" w:cs="Times New Roman"/>
-                <w:sz w:val="24"/>
-                <w:szCs w:val="24"/>
-              </w:rPr>
-            </w:r>
-            <w:r>
-              <w:rPr>
-                <w:rFonts w:ascii="Times New Roman" w:hAnsi="Times New Roman" w:cs="Times New Roman"/>
-                <w:sz w:val="24"/>
-                <w:szCs w:val="24"/>
-              </w:rPr>
-            </w:r>
-            <w:r>
-              <w:rPr>
-                <w:rFonts w:ascii="Times New Roman" w:hAnsi="Times New Roman" w:cs="Times New Roman"/>
-                <w:sz w:val="24"/>
-                <w:szCs w:val="24"/>
-              </w:rPr>
-            </w:r>
           </w:p>
         </w:tc>
         <w:tc>
@@ -1590,22 +1316,6 @@
           <w:szCs w:val="24"/>
         </w:rPr>
         <w:t>{{LE_answer_key}}</w:t>
-      </w:r>
-      <w:proofErr w:type="spellStart"/>
-      <w:r>
-        <w:rPr>
-          <w:rFonts w:ascii="Times New Roman" w:hAnsi="Times New Roman" w:cs="Times New Roman"/>
-          <w:sz w:val="24"/>
-          <w:szCs w:val="24"/>
-        </w:rPr>
-      </w:r>
-      <w:proofErr w:type="spellEnd"/>
-      <w:r>
-        <w:rPr>
-          <w:rFonts w:ascii="Times New Roman" w:hAnsi="Times New Roman" w:cs="Times New Roman"/>
-          <w:sz w:val="24"/>
-          <w:szCs w:val="24"/>
-        </w:rPr>
       </w:r>
     </w:p>
     <w:p>
